--- a/docs/client-presentations/clement-sinibaldi-proposition-lucid-lab.docx
+++ b/docs/client-presentations/clement-sinibaldi-proposition-lucid-lab.docx
@@ -185,7 +185,7 @@
           <w:color w:val="0A0A0A"/>
           <w:sz w:val="21"/>
         </w:rPr>
-        <w:t>14 May 2026</w:t>
+        <w:t>22 May 2026</w:t>
       </w:r>
     </w:p>
     <w:p>
